--- a/dossier-conformite-2026/livrables/06_Organisme/PRES-01_Presentation_du_centre.docx
+++ b/dossier-conformite-2026/livrables/06_Organisme/PRES-01_Presentation_du_centre.docx
@@ -63,7 +63,7 @@
       <w:r>
         <w:rPr>
           <w:b/>
-          <w:color w:val="8A6D1F"/>
+          <w:color w:val="1B3A6B"/>
           <w:sz w:val="32"/>
         </w:rPr>
         <w:t>Dossier de référencement pour les financeurs et prescripteurs</w:t>
@@ -72,7 +72,7 @@
     <w:p>
       <w:pPr>
         <w:pBdr>
-          <w:bottom w:val="single" w:sz="18" w:space="1" w:color="C9A94D"/>
+          <w:bottom w:val="single" w:sz="18" w:space="1" w:color="C9A84C"/>
         </w:pBdr>
       </w:pPr>
     </w:p>
@@ -196,7 +196,7 @@
                 <w:b w:val="0"/>
                 <w:sz w:val="22"/>
               </w:rPr>
-              <w:t>YEBA FORMATIONS — Entreprise individuelle</w:t>
+              <w:t>YEBA FORMATIONS — Entrepreneur individuel (EI)</w:t>
             </w:r>
           </w:p>
         </w:tc>
@@ -305,16 +305,7 @@
                 <w:b w:val="0"/>
                 <w:sz w:val="22"/>
               </w:rPr>
-              <w:t xml:space="preserve">Qualiopi n° 25FOR02027.1 — catégorie : actions de formation </w:t>
-            </w:r>
-            <w:r>
-              <w:rPr>
-                <w:b/>
-                <w:i/>
-                <w:color w:val="8A6D1F"/>
-                <w:sz w:val="22"/>
-              </w:rPr>
-              <w:t>[À VÉRIFIER : autres catégories]</w:t>
+              <w:t>Qualiopi n° 25FOR02027.1 (Qualitia (accrédité COFRAC)), du 17/02/2026 au 16/02/2029, sous réserve de l'audit de surveillance — catégories : actions de formation, bilans de compétences, actions permettant de faire valider les acquis de l'expérience, actions de formation par apprentissage</w:t>
             </w:r>
           </w:p>
         </w:tc>
@@ -455,12 +446,82 @@
             <w:r/>
             <w:r>
               <w:rPr>
-                <w:b/>
-                <w:i/>
-                <w:color w:val="8A6D1F"/>
+                <w:b w:val="0"/>
                 <w:sz w:val="22"/>
               </w:rPr>
-              <w:t>[À COMPLÉTER : adresse du siège si différente du lieu de formation]</w:t>
+              <w:t>9 rue Françoise Châtelain, bâtiment A, entrée 1, porte 0042, 97490 Sainte-Clotilde (Saint-Denis)</w:t>
+            </w:r>
+          </w:p>
+        </w:tc>
+      </w:tr>
+      <w:tr>
+        <w:trPr>
+          <w:cantSplit w:val="true"/>
+        </w:trPr>
+        <w:tc>
+          <w:tcPr>
+            <w:tcW w:type="dxa" w:w="2835"/>
+          </w:tcPr>
+          <w:p>
+            <w:r/>
+            <w:r>
+              <w:rPr>
+                <w:b w:val="0"/>
+                <w:sz w:val="22"/>
+              </w:rPr>
+              <w:t>Régime de TVA</w:t>
+            </w:r>
+          </w:p>
+        </w:tc>
+        <w:tc>
+          <w:tcPr>
+            <w:tcW w:type="dxa" w:w="6803"/>
+          </w:tcPr>
+          <w:p>
+            <w:r/>
+            <w:r>
+              <w:rPr>
+                <w:b w:val="0"/>
+                <w:sz w:val="22"/>
+              </w:rPr>
+              <w:t>TVA non applicable — article 293 B du code général des impôts</w:t>
+            </w:r>
+          </w:p>
+        </w:tc>
+      </w:tr>
+      <w:tr>
+        <w:trPr>
+          <w:cantSplit w:val="true"/>
+        </w:trPr>
+        <w:tc>
+          <w:tcPr>
+            <w:tcW w:type="dxa" w:w="2835"/>
+            <w:shd w:val="clear" w:color="auto" w:fill="E8EEF7"/>
+          </w:tcPr>
+          <w:p>
+            <w:r/>
+            <w:r>
+              <w:rPr>
+                <w:b w:val="0"/>
+                <w:sz w:val="22"/>
+              </w:rPr>
+              <w:t>Assurance</w:t>
+            </w:r>
+          </w:p>
+        </w:tc>
+        <w:tc>
+          <w:tcPr>
+            <w:tcW w:type="dxa" w:w="6803"/>
+            <w:shd w:val="clear" w:color="auto" w:fill="E8EEF7"/>
+          </w:tcPr>
+          <w:p>
+            <w:r/>
+            <w:r>
+              <w:rPr>
+                <w:b w:val="0"/>
+                <w:sz w:val="22"/>
+              </w:rPr>
+              <w:t>HISCOX SA (succursale France, 49 avenue de l'Opéra, 75002 Paris), par l'intermédiaire de Add Value Assurances — police n° HRCP300980 — responsabilité civile professionnelle 100 000 € par année d'assurance ; responsabilité civile exploitation 10 000 000 € par sinistre — validité du 10/09/2026 au 09/09/2027 — monde entier, sauf États-Unis et Canada</w:t>
             </w:r>
           </w:p>
         </w:tc>
@@ -492,44 +553,10 @@
             <w:r/>
             <w:r>
               <w:rPr>
-                <w:b/>
-                <w:i/>
-                <w:color w:val="8A6D1F"/>
-                <w:sz w:val="22"/>
-              </w:rPr>
-              <w:t>[À COMPLÉTER : téléphone]</w:t>
-            </w:r>
-            <w:r>
-              <w:rPr>
                 <w:b w:val="0"/>
                 <w:sz w:val="22"/>
               </w:rPr>
-              <w:t xml:space="preserve"> — </w:t>
-            </w:r>
-            <w:r>
-              <w:rPr>
-                <w:b/>
-                <w:i/>
-                <w:color w:val="8A6D1F"/>
-                <w:sz w:val="22"/>
-              </w:rPr>
-              <w:t>[À COMPLÉTER : e-mail de contact]</w:t>
-            </w:r>
-            <w:r>
-              <w:rPr>
-                <w:b w:val="0"/>
-                <w:sz w:val="22"/>
-              </w:rPr>
-              <w:t xml:space="preserve"> — </w:t>
-            </w:r>
-            <w:r>
-              <w:rPr>
-                <w:b/>
-                <w:i/>
-                <w:color w:val="8A6D1F"/>
-                <w:sz w:val="22"/>
-              </w:rPr>
-              <w:t>[À COMPLÉTER : site internet]</w:t>
+              <w:t>0693 32 24 45 — yebaformations@gmail.com</w:t>
             </w:r>
           </w:p>
         </w:tc>
@@ -1130,7 +1157,7 @@
                 <w:b w:val="0"/>
                 <w:sz w:val="22"/>
               </w:rPr>
-              <w:t>Accessibilité</w:t>
+              <w:t>Équipements</w:t>
             </w:r>
           </w:p>
         </w:tc>
@@ -1142,12 +1169,10 @@
             <w:r/>
             <w:r>
               <w:rPr>
-                <w:b/>
-                <w:i/>
-                <w:color w:val="8A6D1F"/>
+                <w:b w:val="0"/>
                 <w:sz w:val="22"/>
               </w:rPr>
-              <w:t>[À VÉRIFIER : accès PMR du Secrétariat Center]</w:t>
+              <w:t>Entrée accessible aux personnes à mobilité réduite, sanitaires, salle de pause, vidéoprojecteur et tableau</w:t>
             </w:r>
           </w:p>
         </w:tc>
@@ -1234,7 +1259,125 @@
           <w:b w:val="0"/>
           <w:i/>
         </w:rPr>
-        <w:t>Déclaration d'activité enregistrée sous le n° 04973676397 auprès du préfet de région de La Réunion. Cet enregistrement ne vaut pas agrément de l'État.</w:t>
+        <w:t>Déclaration d'activité n° 04973676397 auprès du Préfet de La Réunion. Cet enregistrement ne vaut pas agrément de l'État.</w:t>
+      </w:r>
+    </w:p>
+    <w:p>
+      <w:pPr>
+        <w:pBdr>
+          <w:bottom w:val="single" w:sz="18" w:space="1" w:color="C9A84C"/>
+        </w:pBdr>
+      </w:pPr>
+    </w:p>
+    <w:p>
+      <w:pPr>
+        <w:keepNext/>
+        <w:spacing w:after="0"/>
+      </w:pPr>
+      <w:r>
+        <w:rPr>
+          <w:b/>
+          <w:color w:val="1B3A6B"/>
+          <w:sz w:val="20"/>
+        </w:rPr>
+        <w:t>YEBA FORMATIONS — Aurélien LUMEKA, entrepreneur individuel (EI), directeur</w:t>
+      </w:r>
+    </w:p>
+    <w:p>
+      <w:pPr>
+        <w:keepNext/>
+        <w:spacing w:after="0"/>
+      </w:pPr>
+      <w:r>
+        <w:rPr>
+          <w:b w:val="0"/>
+          <w:color w:val="121212"/>
+          <w:sz w:val="20"/>
+        </w:rPr>
+        <w:t>9 rue Françoise Châtelain, 97490 Sainte-Clotilde, La Réunion</w:t>
+      </w:r>
+    </w:p>
+    <w:p>
+      <w:pPr>
+        <w:keepNext/>
+        <w:spacing w:after="0"/>
+      </w:pPr>
+      <w:r>
+        <w:rPr>
+          <w:b w:val="0"/>
+          <w:color w:val="121212"/>
+          <w:sz w:val="20"/>
+        </w:rPr>
+        <w:t>Tél. 0693 32 24 45 — yebaformations@gmail.com</w:t>
+      </w:r>
+    </w:p>
+    <w:p>
+      <w:pPr>
+        <w:keepNext/>
+        <w:spacing w:after="0"/>
+      </w:pPr>
+      <w:r>
+        <w:rPr>
+          <w:b w:val="0"/>
+          <w:color w:val="121212"/>
+          <w:sz w:val="20"/>
+        </w:rPr>
+        <w:t>SIRET 814 622 262 00032</w:t>
+      </w:r>
+    </w:p>
+    <w:p>
+      <w:pPr>
+        <w:keepNext/>
+        <w:spacing w:after="0"/>
+      </w:pPr>
+      <w:r>
+        <w:rPr>
+          <w:b w:val="0"/>
+          <w:color w:val="121212"/>
+          <w:sz w:val="20"/>
+        </w:rPr>
+        <w:t>Déclaration d'activité n° 04973676397 auprès du Préfet de La Réunion. Cet enregistrement ne vaut pas agrément de l'État.</w:t>
+      </w:r>
+    </w:p>
+    <w:p>
+      <w:pPr>
+        <w:keepNext/>
+        <w:spacing w:after="0"/>
+      </w:pPr>
+      <w:r>
+        <w:rPr>
+          <w:b w:val="0"/>
+          <w:color w:val="121212"/>
+          <w:sz w:val="20"/>
+        </w:rPr>
+        <w:t>Certification Qualiopi n° 25FOR02027.1 délivrée au titre des catégories : actions de formation, bilans de compétences, actions permettant de faire valider les acquis de l'expérience, actions de formation par apprentissage — organisme certificateur Qualitia (accrédité COFRAC).</w:t>
+      </w:r>
+    </w:p>
+    <w:p>
+      <w:pPr>
+        <w:keepNext/>
+        <w:spacing w:after="0"/>
+      </w:pPr>
+      <w:r>
+        <w:rPr>
+          <w:b w:val="0"/>
+          <w:color w:val="121212"/>
+          <w:sz w:val="20"/>
+        </w:rPr>
+        <w:t>Référent handicap : Aurélien LUMEKA — yebaformations@gmail.com. Document disponible en 16 points sur simple demande.</w:t>
+      </w:r>
+    </w:p>
+    <w:p>
+      <w:pPr>
+        <w:spacing w:before="120"/>
+      </w:pPr>
+      <w:r>
+        <w:rPr>
+          <w:b w:val="0"/>
+          <w:color w:val="5A5F6A"/>
+          <w:sz w:val="18"/>
+        </w:rPr>
+        <w:t>Ce document a été conçu par le formateur avec l'assistance d'un système d'IA générative (règlement (UE) 2024/1689, art. 50). Son contenu a été vérifié et validé par un humain, qui en assume la responsabilité.</w:t>
       </w:r>
     </w:p>
     <w:sectPr>
@@ -1261,7 +1404,7 @@
         <w:color w:val="1B3A6B"/>
         <w:sz w:val="18"/>
       </w:rPr>
-      <w:t xml:space="preserve">PRES-01   |   YEBA FORMATIONS — SIRET 814 622 262 00032 — Version 2026-10   |   Page </w:t>
+      <w:t xml:space="preserve">PRES-01   |   YEBA FORMATIONS — SIRET 814 622 262 00032 — Version 2026-10-v3   |   Page </w:t>
     </w:r>
     <w:r>
       <w:rPr>
@@ -1692,10 +1835,11 @@
     <w:qFormat/>
     <w:rsid w:val="00FC693F"/>
     <w:pPr>
-      <w:spacing w:after="120" w:line="276" w:lineRule="auto"/>
+      <w:spacing w:after="120" w:line="312" w:lineRule="auto"/>
     </w:pPr>
     <w:rPr>
       <w:rFonts w:ascii="Arial" w:hAnsi="Arial" w:eastAsia="Arial"/>
+      <w:color w:val="121212"/>
       <w:sz w:val="24"/>
     </w:rPr>
   </w:style>
@@ -1809,7 +1953,7 @@
       <w:rFonts w:asciiTheme="majorHAnsi" w:eastAsiaTheme="majorEastAsia" w:hAnsiTheme="majorHAnsi" w:cstheme="majorBidi" w:ascii="Arial" w:hAnsi="Arial"/>
       <w:b/>
       <w:bCs/>
-      <w:color w:val="8A6D1F"/>
+      <w:color w:val="1B3A6B"/>
       <w:sz w:val="28"/>
     </w:rPr>
   </w:style>

--- a/dossier-conformite-2026/livrables/06_Organisme/PRES-01_Presentation_du_centre.docx
+++ b/dossier-conformite-2026/livrables/06_Organisme/PRES-01_Presentation_du_centre.docx
@@ -10,7 +10,7 @@
       <w:r>
         <w:drawing>
           <wp:inline xmlns:a="http://schemas.openxmlformats.org/drawingml/2006/main" xmlns:pic="http://schemas.openxmlformats.org/drawingml/2006/picture">
-            <wp:extent cx="3805369" cy="3240000"/>
+            <wp:extent cx="3745665" cy="3240000"/>
             <wp:docPr id="1" name="Picture 1"/>
             <wp:cNvGraphicFramePr>
               <a:graphicFrameLocks noChangeAspect="1"/>
@@ -19,7 +19,7 @@
               <a:graphicData uri="http://schemas.openxmlformats.org/drawingml/2006/picture">
                 <pic:pic>
                   <pic:nvPicPr>
-                    <pic:cNvPr id="0" name="logo_yeba_formations.png"/>
+                    <pic:cNvPr id="0" name="logo_yeba_fond_clair_1000.png"/>
                     <pic:cNvPicPr/>
                   </pic:nvPicPr>
                   <pic:blipFill>
@@ -31,7 +31,7 @@
                   <pic:spPr>
                     <a:xfrm>
                       <a:off x="0" y="0"/>
-                      <a:ext cx="3805369" cy="3240000"/>
+                      <a:ext cx="3745665" cy="3240000"/>
                     </a:xfrm>
                     <a:prstGeom prst="rect"/>
                   </pic:spPr>
@@ -86,7 +86,7 @@
           <w:color w:val="1B3A6B"/>
           <w:sz w:val="24"/>
         </w:rPr>
-        <w:t>Secrétariat Center — 7 rue Henri Cornu — 97490 Saint-Denis</w:t>
+        <w:t>Secrétariat Center — Immeuble Rodrigues 2 — 7 rue Henri Cornu — Parc Technor — 97490 Saint-Denis</w:t>
       </w:r>
     </w:p>
     <w:p>
@@ -412,7 +412,7 @@
                 <w:b w:val="0"/>
                 <w:sz w:val="22"/>
               </w:rPr>
-              <w:t>Secrétariat Center — 7 rue Henri Cornu — 97490 Saint-Denis</w:t>
+              <w:t>Secrétariat Center — Immeuble Rodrigues 2 — 7 rue Henri Cornu — Parc Technor — 97490 Saint-Denis</w:t>
             </w:r>
           </w:p>
         </w:tc>
@@ -1137,7 +1137,7 @@
                 <w:b w:val="0"/>
                 <w:sz w:val="22"/>
               </w:rPr>
-              <w:t>Secrétariat Center — 7 rue Henri Cornu — 97490 Saint-Denis</w:t>
+              <w:t>Secrétariat Center — Immeuble Rodrigues 2 — 7 rue Henri Cornu — Parc Technor — 97490 Saint-Denis</w:t>
             </w:r>
           </w:p>
         </w:tc>
@@ -1172,7 +1172,7 @@
                 <w:b w:val="0"/>
                 <w:sz w:val="22"/>
               </w:rPr>
-              <w:t>Entrée accessible aux personnes à mobilité réduite, sanitaires, salle de pause, vidéoprojecteur et tableau</w:t>
+              <w:t>Entrée, parking, sièges et toilettes accessibles en fauteuil roulant, salle de pause, vidéoprojecteur et tableau</w:t>
             </w:r>
           </w:p>
         </w:tc>
@@ -1428,7 +1428,7 @@
     <w:r>
       <w:drawing>
         <wp:inline xmlns:a="http://schemas.openxmlformats.org/drawingml/2006/main" xmlns:pic="http://schemas.openxmlformats.org/drawingml/2006/picture">
-          <wp:extent cx="634228" cy="540000"/>
+          <wp:extent cx="624277" cy="540000"/>
           <wp:docPr id="1" name="Picture 1"/>
           <wp:cNvGraphicFramePr>
             <a:graphicFrameLocks noChangeAspect="1"/>
@@ -1437,7 +1437,7 @@
             <a:graphicData uri="http://schemas.openxmlformats.org/drawingml/2006/picture">
               <pic:pic>
                 <pic:nvPicPr>
-                  <pic:cNvPr id="0" name="logo_yeba_formations.png"/>
+                  <pic:cNvPr id="0" name="logo_yeba_fond_clair_1000.png"/>
                   <pic:cNvPicPr/>
                 </pic:nvPicPr>
                 <pic:blipFill>
@@ -1449,7 +1449,7 @@
                 <pic:spPr>
                   <a:xfrm>
                     <a:off x="0" y="0"/>
-                    <a:ext cx="634228" cy="540000"/>
+                    <a:ext cx="624277" cy="540000"/>
                   </a:xfrm>
                   <a:prstGeom prst="rect"/>
                 </pic:spPr>
